--- a/Collatio/4/1. Textos/1. Marcados/4-B.docx
+++ b/Collatio/4/1. Textos/1. Marcados/4-B.docx
@@ -5,11 +5,13 @@
     <w:p>
       <w:pPr>
         <w:rPr>
+          <w:rFonts w:ascii="Brill" w:hAnsi="Brill"/>
           <w:lang w:val="es-ES"/>
         </w:rPr>
       </w:pPr>
       <w:r>
         <w:rPr>
+          <w:rFonts w:ascii="Brill" w:hAnsi="Brill"/>
           <w:color w:val="FF0000"/>
           <w:lang w:val="es-ES"/>
         </w:rPr>
@@ -17,48 +19,248 @@
       </w:r>
       <w:r>
         <w:rPr>
-          <w:lang w:val="es-ES"/>
-        </w:rPr>
-        <w:t xml:space="preserve">pregunto el decipulo maestro ruego te que me digas de </w:t>
-      </w:r>
-      <w:r>
-        <w:rPr>
+          <w:rFonts w:ascii="Brill" w:hAnsi="Brill"/>
+          <w:lang w:val="es-ES"/>
+        </w:rPr>
+        <w:t xml:space="preserve">pregunto el </w:t>
+      </w:r>
+      <w:proofErr w:type="spellStart"/>
+      <w:r>
+        <w:rPr>
+          <w:rFonts w:ascii="Brill" w:hAnsi="Brill"/>
+          <w:lang w:val="es-ES"/>
+        </w:rPr>
+        <w:t>decipulo</w:t>
+      </w:r>
+      <w:proofErr w:type="spellEnd"/>
+      <w:r>
+        <w:rPr>
+          <w:rFonts w:ascii="Brill" w:hAnsi="Brill"/>
+          <w:lang w:val="es-ES"/>
+        </w:rPr>
+        <w:t xml:space="preserve"> maestro ruego te que me digas de </w:t>
+      </w:r>
+      <w:r>
+        <w:rPr>
+          <w:rFonts w:ascii="Brill" w:hAnsi="Brill"/>
           <w:lang w:val="es-ES"/>
         </w:rPr>
         <w:t>nueve</w:t>
       </w:r>
       <w:r>
         <w:rPr>
-          <w:lang w:val="es-ES"/>
-        </w:rPr>
-        <w:t xml:space="preserve"> cielos que son en qual esta dios % respondio el maestro esto te dire yo de bona miente % sepas que dios esta en todo lugar e en cada uno de los </w:t>
-      </w:r>
-      <w:r>
-        <w:rPr>
+          <w:rFonts w:ascii="Brill" w:hAnsi="Brill"/>
+          <w:lang w:val="es-ES"/>
+        </w:rPr>
+        <w:t xml:space="preserve"> cielos que son en </w:t>
+      </w:r>
+      <w:proofErr w:type="spellStart"/>
+      <w:r>
+        <w:rPr>
+          <w:rFonts w:ascii="Brill" w:hAnsi="Brill"/>
+          <w:lang w:val="es-ES"/>
+        </w:rPr>
+        <w:t>qual</w:t>
+      </w:r>
+      <w:proofErr w:type="spellEnd"/>
+      <w:r>
+        <w:rPr>
+          <w:rFonts w:ascii="Brill" w:hAnsi="Brill"/>
+          <w:lang w:val="es-ES"/>
+        </w:rPr>
+        <w:t xml:space="preserve"> esta dios % </w:t>
+      </w:r>
+      <w:proofErr w:type="spellStart"/>
+      <w:r>
+        <w:rPr>
+          <w:rFonts w:ascii="Brill" w:hAnsi="Brill"/>
+          <w:lang w:val="es-ES"/>
+        </w:rPr>
+        <w:t>respondio</w:t>
+      </w:r>
+      <w:proofErr w:type="spellEnd"/>
+      <w:r>
+        <w:rPr>
+          <w:rFonts w:ascii="Brill" w:hAnsi="Brill"/>
+          <w:lang w:val="es-ES"/>
+        </w:rPr>
+        <w:t xml:space="preserve"> el maestro esto te </w:t>
+      </w:r>
+      <w:proofErr w:type="spellStart"/>
+      <w:r>
+        <w:rPr>
+          <w:rFonts w:ascii="Brill" w:hAnsi="Brill"/>
+          <w:lang w:val="es-ES"/>
+        </w:rPr>
+        <w:t>dire</w:t>
+      </w:r>
+      <w:proofErr w:type="spellEnd"/>
+      <w:r>
+        <w:rPr>
+          <w:rFonts w:ascii="Brill" w:hAnsi="Brill"/>
+          <w:lang w:val="es-ES"/>
+        </w:rPr>
+        <w:t xml:space="preserve"> yo de bona miente % sepas que dios </w:t>
+      </w:r>
+      <w:proofErr w:type="spellStart"/>
+      <w:r>
+        <w:rPr>
+          <w:rFonts w:ascii="Brill" w:hAnsi="Brill"/>
+          <w:lang w:val="es-ES"/>
+        </w:rPr>
+        <w:t>esta</w:t>
+      </w:r>
+      <w:proofErr w:type="spellEnd"/>
+      <w:r>
+        <w:rPr>
+          <w:rFonts w:ascii="Brill" w:hAnsi="Brill"/>
+          <w:lang w:val="es-ES"/>
+        </w:rPr>
+        <w:t xml:space="preserve"> en todo lugar e en cada uno de los </w:t>
+      </w:r>
+      <w:r>
+        <w:rPr>
+          <w:rFonts w:ascii="Brill" w:hAnsi="Brill"/>
           <w:lang w:val="es-ES"/>
         </w:rPr>
         <w:t>nueve</w:t>
       </w:r>
       <w:r>
         <w:rPr>
-          <w:lang w:val="es-ES"/>
-        </w:rPr>
-        <w:t xml:space="preserve"> cielos esta % e otro si esta en tierra e en purgatorio e en el infierno e en la mar e en todo lugar esta dios % ca en todos aquellos lugares do estan las criaturas e las obras que el fizo en todas esta el % ca tan grande es la su grandez e el su poder que a todo da recabdo e abondamiento % ca bien ve</w:t>
-      </w:r>
-      <w:r>
-        <w:rPr>
+          <w:rFonts w:ascii="Brill" w:hAnsi="Brill"/>
+          <w:lang w:val="es-ES"/>
+        </w:rPr>
+        <w:t xml:space="preserve"> cielos esta % e otro si </w:t>
+      </w:r>
+      <w:proofErr w:type="spellStart"/>
+      <w:r>
+        <w:rPr>
+          <w:rFonts w:ascii="Brill" w:hAnsi="Brill"/>
+          <w:lang w:val="es-ES"/>
+        </w:rPr>
+        <w:t>esta</w:t>
+      </w:r>
+      <w:proofErr w:type="spellEnd"/>
+      <w:r>
+        <w:rPr>
+          <w:rFonts w:ascii="Brill" w:hAnsi="Brill"/>
+          <w:lang w:val="es-ES"/>
+        </w:rPr>
+        <w:t xml:space="preserve"> en tierra e en purgatorio e en el infierno e en la mar e en todo lugar esta dios % ca en todos aquellos lugares do </w:t>
+      </w:r>
+      <w:proofErr w:type="spellStart"/>
+      <w:r>
+        <w:rPr>
+          <w:rFonts w:ascii="Brill" w:hAnsi="Brill"/>
+          <w:lang w:val="es-ES"/>
+        </w:rPr>
+        <w:t>estan</w:t>
+      </w:r>
+      <w:proofErr w:type="spellEnd"/>
+      <w:r>
+        <w:rPr>
+          <w:rFonts w:ascii="Brill" w:hAnsi="Brill"/>
+          <w:lang w:val="es-ES"/>
+        </w:rPr>
+        <w:t xml:space="preserve"> las criaturas e las obras que el fizo en todas </w:t>
+      </w:r>
+      <w:proofErr w:type="spellStart"/>
+      <w:r>
+        <w:rPr>
+          <w:rFonts w:ascii="Brill" w:hAnsi="Brill"/>
+          <w:lang w:val="es-ES"/>
+        </w:rPr>
+        <w:t>esta</w:t>
+      </w:r>
+      <w:proofErr w:type="spellEnd"/>
+      <w:r>
+        <w:rPr>
+          <w:rFonts w:ascii="Brill" w:hAnsi="Brill"/>
+          <w:lang w:val="es-ES"/>
+        </w:rPr>
+        <w:t xml:space="preserve"> </w:t>
+      </w:r>
+      <w:proofErr w:type="spellStart"/>
+      <w:r>
+        <w:rPr>
+          <w:rFonts w:ascii="Brill" w:hAnsi="Brill"/>
+          <w:lang w:val="es-ES"/>
+        </w:rPr>
+        <w:t>el</w:t>
+      </w:r>
+      <w:proofErr w:type="spellEnd"/>
+      <w:r>
+        <w:rPr>
+          <w:rFonts w:ascii="Brill" w:hAnsi="Brill"/>
+          <w:lang w:val="es-ES"/>
+        </w:rPr>
+        <w:t xml:space="preserve"> % ca tan grande es la su grandez e </w:t>
+      </w:r>
+      <w:proofErr w:type="spellStart"/>
+      <w:r>
+        <w:rPr>
+          <w:rFonts w:ascii="Brill" w:hAnsi="Brill"/>
+          <w:lang w:val="es-ES"/>
+        </w:rPr>
+        <w:t>el</w:t>
+      </w:r>
+      <w:proofErr w:type="spellEnd"/>
+      <w:r>
+        <w:rPr>
+          <w:rFonts w:ascii="Brill" w:hAnsi="Brill"/>
+          <w:lang w:val="es-ES"/>
+        </w:rPr>
+        <w:t xml:space="preserve"> su poder que a todo da recabdo e abondamiento % ca bien ve</w:t>
+      </w:r>
+      <w:r>
+        <w:rPr>
+          <w:rFonts w:ascii="Brill" w:hAnsi="Brill"/>
           <w:lang w:val="es-ES"/>
         </w:rPr>
         <w:t>s</w:t>
       </w:r>
       <w:r>
         <w:rPr>
-          <w:lang w:val="es-ES"/>
-        </w:rPr>
-        <w:t xml:space="preserve"> tu que si el estodiese </w:t>
-      </w:r>
-      <w:r>
-        <w:rPr>
+          <w:rFonts w:ascii="Brill" w:hAnsi="Brill"/>
+          <w:lang w:val="es-ES"/>
+        </w:rPr>
+        <w:t xml:space="preserve"> </w:t>
+      </w:r>
+      <w:proofErr w:type="spellStart"/>
+      <w:r>
+        <w:rPr>
+          <w:rFonts w:ascii="Brill" w:hAnsi="Brill"/>
+          <w:lang w:val="es-ES"/>
+        </w:rPr>
+        <w:t>tu</w:t>
+      </w:r>
+      <w:proofErr w:type="spellEnd"/>
+      <w:r>
+        <w:rPr>
+          <w:rFonts w:ascii="Brill" w:hAnsi="Brill"/>
+          <w:lang w:val="es-ES"/>
+        </w:rPr>
+        <w:t xml:space="preserve"> que si el </w:t>
+      </w:r>
+      <w:proofErr w:type="spellStart"/>
+      <w:r>
+        <w:rPr>
+          <w:rFonts w:ascii="Brill" w:hAnsi="Brill"/>
+          <w:lang w:val="es-ES"/>
+        </w:rPr>
+        <w:t>estodiese</w:t>
+      </w:r>
+      <w:proofErr w:type="spellEnd"/>
+      <w:r>
+        <w:rPr>
+          <w:rFonts w:ascii="Brill" w:hAnsi="Brill"/>
+          <w:lang w:val="es-ES"/>
+        </w:rPr>
+        <w:t xml:space="preserve"> </w:t>
+      </w:r>
+      <w:r>
+        <w:rPr>
+          <w:rFonts w:ascii="Brill" w:hAnsi="Brill"/>
           <w:color w:val="FF0000"/>
           <w:lang w:val="es-ES"/>
         </w:rPr>
@@ -66,21 +268,200 @@
       </w:r>
       <w:r>
         <w:rPr>
-          <w:lang w:val="es-ES"/>
-        </w:rPr>
-        <w:t xml:space="preserve">como ombre terrenal en un logar e non en otro en aquel a do el estodiese seria abondado e el otro seria menguado % mas por que el es en todo lugar por eso ha todo lugar mantenencia e abonadamiento % mas bien es verdat que los santos llaman la siella de dios en el </w:t>
-      </w:r>
-      <w:r>
-        <w:rPr>
+          <w:rFonts w:ascii="Brill" w:hAnsi="Brill"/>
+          <w:lang w:val="es-ES"/>
+        </w:rPr>
+        <w:t xml:space="preserve">como ombre terrenal en un logar e non en otro en aquel a do el </w:t>
+      </w:r>
+      <w:proofErr w:type="spellStart"/>
+      <w:r>
+        <w:rPr>
+          <w:rFonts w:ascii="Brill" w:hAnsi="Brill"/>
+          <w:lang w:val="es-ES"/>
+        </w:rPr>
+        <w:t>estodiese</w:t>
+      </w:r>
+      <w:proofErr w:type="spellEnd"/>
+      <w:r>
+        <w:rPr>
+          <w:rFonts w:ascii="Brill" w:hAnsi="Brill"/>
+          <w:lang w:val="es-ES"/>
+        </w:rPr>
+        <w:t xml:space="preserve"> seria abondado e el otro seria menguado % </w:t>
+      </w:r>
+      <w:proofErr w:type="spellStart"/>
+      <w:r>
+        <w:rPr>
+          <w:rFonts w:ascii="Brill" w:hAnsi="Brill"/>
+          <w:lang w:val="es-ES"/>
+        </w:rPr>
+        <w:t>mas</w:t>
+      </w:r>
+      <w:proofErr w:type="spellEnd"/>
+      <w:r>
+        <w:rPr>
+          <w:rFonts w:ascii="Brill" w:hAnsi="Brill"/>
+          <w:lang w:val="es-ES"/>
+        </w:rPr>
+        <w:t xml:space="preserve"> por que </w:t>
+      </w:r>
+      <w:proofErr w:type="spellStart"/>
+      <w:r>
+        <w:rPr>
+          <w:rFonts w:ascii="Brill" w:hAnsi="Brill"/>
+          <w:lang w:val="es-ES"/>
+        </w:rPr>
+        <w:t>el</w:t>
+      </w:r>
+      <w:proofErr w:type="spellEnd"/>
+      <w:r>
+        <w:rPr>
+          <w:rFonts w:ascii="Brill" w:hAnsi="Brill"/>
+          <w:lang w:val="es-ES"/>
+        </w:rPr>
+        <w:t xml:space="preserve"> es en todo lugar por eso ha todo lugar mantenencia e </w:t>
+      </w:r>
+      <w:proofErr w:type="spellStart"/>
+      <w:r>
+        <w:rPr>
+          <w:rFonts w:ascii="Brill" w:hAnsi="Brill"/>
+          <w:lang w:val="es-ES"/>
+        </w:rPr>
+        <w:t>abonadamiento</w:t>
+      </w:r>
+      <w:proofErr w:type="spellEnd"/>
+      <w:r>
+        <w:rPr>
+          <w:rFonts w:ascii="Brill" w:hAnsi="Brill"/>
+          <w:lang w:val="es-ES"/>
+        </w:rPr>
+        <w:t xml:space="preserve"> % </w:t>
+      </w:r>
+      <w:proofErr w:type="spellStart"/>
+      <w:r>
+        <w:rPr>
+          <w:rFonts w:ascii="Brill" w:hAnsi="Brill"/>
+          <w:lang w:val="es-ES"/>
+        </w:rPr>
+        <w:t>mas</w:t>
+      </w:r>
+      <w:proofErr w:type="spellEnd"/>
+      <w:r>
+        <w:rPr>
+          <w:rFonts w:ascii="Brill" w:hAnsi="Brill"/>
+          <w:lang w:val="es-ES"/>
+        </w:rPr>
+        <w:t xml:space="preserve"> bien es verdat que los santos llaman la </w:t>
+      </w:r>
+      <w:proofErr w:type="spellStart"/>
+      <w:r>
+        <w:rPr>
+          <w:rFonts w:ascii="Brill" w:hAnsi="Brill"/>
+          <w:lang w:val="es-ES"/>
+        </w:rPr>
+        <w:t>siella</w:t>
+      </w:r>
+      <w:proofErr w:type="spellEnd"/>
+      <w:r>
+        <w:rPr>
+          <w:rFonts w:ascii="Brill" w:hAnsi="Brill"/>
+          <w:lang w:val="es-ES"/>
+        </w:rPr>
+        <w:t xml:space="preserve"> de dios en el </w:t>
+      </w:r>
+      <w:r>
+        <w:rPr>
+          <w:rFonts w:ascii="Brill" w:hAnsi="Brill"/>
           <w:lang w:val="es-ES"/>
         </w:rPr>
         <w:t>noveno</w:t>
       </w:r>
       <w:r>
         <w:rPr>
-          <w:lang w:val="es-ES"/>
-        </w:rPr>
-        <w:t xml:space="preserve"> cielo por que alli ven los bien aventurados la su gloria que estan ante el en la gloria del paraiso % e como quier que ellos estan veyendo la su gloria % por eso non mengua de lo al ninguna cosa que a todo da el recabdo</w:t>
+          <w:rFonts w:ascii="Brill" w:hAnsi="Brill"/>
+          <w:lang w:val="es-ES"/>
+        </w:rPr>
+        <w:t xml:space="preserve"> cielo </w:t>
+      </w:r>
+      <w:proofErr w:type="spellStart"/>
+      <w:r>
+        <w:rPr>
+          <w:rFonts w:ascii="Brill" w:hAnsi="Brill"/>
+          <w:lang w:val="es-ES"/>
+        </w:rPr>
+        <w:t>por que</w:t>
+      </w:r>
+      <w:proofErr w:type="spellEnd"/>
+      <w:r>
+        <w:rPr>
+          <w:rFonts w:ascii="Brill" w:hAnsi="Brill"/>
+          <w:lang w:val="es-ES"/>
+        </w:rPr>
+        <w:t xml:space="preserve"> </w:t>
+      </w:r>
+      <w:proofErr w:type="spellStart"/>
+      <w:r>
+        <w:rPr>
+          <w:rFonts w:ascii="Brill" w:hAnsi="Brill"/>
+          <w:lang w:val="es-ES"/>
+        </w:rPr>
+        <w:t>alli</w:t>
+      </w:r>
+      <w:proofErr w:type="spellEnd"/>
+      <w:r>
+        <w:rPr>
+          <w:rFonts w:ascii="Brill" w:hAnsi="Brill"/>
+          <w:lang w:val="es-ES"/>
+        </w:rPr>
+        <w:t xml:space="preserve"> ven los bien aventurados la su gloria que </w:t>
+      </w:r>
+      <w:proofErr w:type="spellStart"/>
+      <w:r>
+        <w:rPr>
+          <w:rFonts w:ascii="Brill" w:hAnsi="Brill"/>
+          <w:lang w:val="es-ES"/>
+        </w:rPr>
+        <w:t>estan</w:t>
+      </w:r>
+      <w:proofErr w:type="spellEnd"/>
+      <w:r>
+        <w:rPr>
+          <w:rFonts w:ascii="Brill" w:hAnsi="Brill"/>
+          <w:lang w:val="es-ES"/>
+        </w:rPr>
+        <w:t xml:space="preserve"> ante el en la gloria del </w:t>
+      </w:r>
+      <w:proofErr w:type="spellStart"/>
+      <w:r>
+        <w:rPr>
+          <w:rFonts w:ascii="Brill" w:hAnsi="Brill"/>
+          <w:lang w:val="es-ES"/>
+        </w:rPr>
+        <w:t>paraiso</w:t>
+      </w:r>
+      <w:proofErr w:type="spellEnd"/>
+      <w:r>
+        <w:rPr>
+          <w:rFonts w:ascii="Brill" w:hAnsi="Brill"/>
+          <w:lang w:val="es-ES"/>
+        </w:rPr>
+        <w:t xml:space="preserve"> % e como quier que ellos </w:t>
+      </w:r>
+      <w:proofErr w:type="spellStart"/>
+      <w:r>
+        <w:rPr>
+          <w:rFonts w:ascii="Brill" w:hAnsi="Brill"/>
+          <w:lang w:val="es-ES"/>
+        </w:rPr>
+        <w:t>estan</w:t>
+      </w:r>
+      <w:proofErr w:type="spellEnd"/>
+      <w:r>
+        <w:rPr>
+          <w:rFonts w:ascii="Brill" w:hAnsi="Brill"/>
+          <w:lang w:val="es-ES"/>
+        </w:rPr>
+        <w:t xml:space="preserve"> veyendo la su gloria % por eso non mengua de lo al ninguna cosa que a todo da el recabdo</w:t>
       </w:r>
     </w:p>
     <w:sectPr>
